--- a/client/public/Templates/Solo Parent Certificate.docx
+++ b/client/public/Templates/Solo Parent Certificate.docx
@@ -210,29 +210,13 @@
       </w:r>
       <w:r>
         <w:rPr>
-          <w:rFonts w:ascii="Times New Roman" w:hAnsi="Times New Roman" w:cs="Times New Roman"/>
-          <w:b/>
-        </w:rPr>
-        <w:t>___</w:t>
-      </w:r>
-      <w:proofErr w:type="gramStart"/>
-      <w:r>
-        <w:rPr>
-          <w:rFonts w:ascii="Times New Roman" w:hAnsi="Times New Roman" w:cs="Times New Roman"/>
-          <w:b/>
-        </w:rPr>
-        <w:t>_</w:t>
-      </w:r>
-      <w:r>
-        <w:rPr>
           <w:rStyle w:val="Strong"/>
           <w:rFonts w:ascii="Times New Roman" w:hAnsi="Times New Roman" w:cs="Times New Roman"/>
           <w:b w:val="0"/>
           <w:u w:val="single"/>
         </w:rPr>
-        <w:t>{</w:t>
-      </w:r>
-      <w:proofErr w:type="gramEnd"/>
+        <w:t>{Full Name</w:t>
+      </w:r>
       <w:r>
         <w:rPr>
           <w:rStyle w:val="Strong"/>
@@ -240,9 +224,15 @@
           <w:b w:val="0"/>
           <w:u w:val="single"/>
         </w:rPr>
-        <w:t xml:space="preserve">Full </w:t>
-      </w:r>
-      <w:proofErr w:type="gramStart"/>
+        <w:t>}</w:t>
+      </w:r>
+      <w:r>
+        <w:rPr>
+          <w:rFonts w:ascii="Times New Roman" w:hAnsi="Times New Roman" w:cs="Times New Roman"/>
+          <w:b/>
+        </w:rPr>
+        <w:t xml:space="preserve">, </w:t>
+      </w:r>
       <w:r>
         <w:rPr>
           <w:rStyle w:val="Strong"/>
@@ -250,56 +240,14 @@
           <w:b w:val="0"/>
           <w:u w:val="single"/>
         </w:rPr>
-        <w:t>Name</w:t>
-      </w:r>
-      <w:r>
-        <w:rPr>
-          <w:rStyle w:val="Strong"/>
-          <w:rFonts w:ascii="Times New Roman" w:hAnsi="Times New Roman" w:cs="Times New Roman"/>
-          <w:b w:val="0"/>
-          <w:u w:val="single"/>
-        </w:rPr>
-        <w:t>}_</w:t>
-      </w:r>
-      <w:proofErr w:type="gramEnd"/>
-      <w:r>
-        <w:rPr>
-          <w:rStyle w:val="Strong"/>
-          <w:rFonts w:ascii="Times New Roman" w:hAnsi="Times New Roman" w:cs="Times New Roman"/>
-          <w:b w:val="0"/>
-          <w:u w:val="single"/>
-        </w:rPr>
-        <w:t>__</w:t>
+        <w:t>{Age}</w:t>
       </w:r>
       <w:r>
         <w:rPr>
           <w:rFonts w:ascii="Times New Roman" w:hAnsi="Times New Roman" w:cs="Times New Roman"/>
           <w:b/>
         </w:rPr>
-        <w:t xml:space="preserve">, </w:t>
-      </w:r>
-      <w:r>
-        <w:rPr>
-          <w:rFonts w:ascii="Times New Roman" w:hAnsi="Times New Roman" w:cs="Times New Roman"/>
-          <w:b/>
-        </w:rPr>
-        <w:t>_</w:t>
-      </w:r>
-      <w:r>
-        <w:rPr>
-          <w:rStyle w:val="Strong"/>
-          <w:rFonts w:ascii="Times New Roman" w:hAnsi="Times New Roman" w:cs="Times New Roman"/>
-          <w:b w:val="0"/>
-          <w:u w:val="single"/>
-        </w:rPr>
-        <w:t>{Age}</w:t>
-      </w:r>
-      <w:r>
-        <w:rPr>
-          <w:rFonts w:ascii="Times New Roman" w:hAnsi="Times New Roman" w:cs="Times New Roman"/>
-          <w:b/>
-        </w:rPr>
-        <w:t>_</w:t>
+        <w:t xml:space="preserve"> </w:t>
       </w:r>
       <w:r>
         <w:rPr>
